--- a/uploads/actas/acta_entrega_39663_Julio Cesar Romano.docx
+++ b/uploads/actas/acta_entrega_39663_Julio Cesar Romano.docx
@@ -18,7 +18,7 @@
           </w:tcPr>
           <w:p>
             <w:r>
-              <w:t>Fecha: Sin fecha</w:t>
+              <w:t>Fecha: 06/06/2022</w:t>
             </w:r>
           </w:p>
         </w:tc>
